--- a/hub/files/PA8.docx
+++ b/hub/files/PA8.docx
@@ -95,7 +95,7 @@
               <w:rPr>
                 <w:sz w:val="19"/>
               </w:rPr>
-              <w:t>Presented in class Wednesday Dec 2 — recording URL + deck on Canvas one day before</w:t>
+              <w:t>Presented live in class Week 14 — Mon Nov 23 (in person, 3 teams) or Wed Nov 25 (Zoom, 2 teams); deck on Canvas one day before your day</w:t>
             </w:r>
           </w:p>
         </w:tc>
@@ -171,7 +171,7 @@
               <w:rPr>
                 <w:sz w:val="19"/>
               </w:rPr>
-              <w:t>Canvas — YouTube URL (unlisted or public, never private) + slide deck</w:t>
+              <w:t>Canvas — slide deck, one day before your presentation day</w:t>
             </w:r>
           </w:p>
         </w:tc>
@@ -186,7 +186,16 @@
         <w:t>Where this fits:</w:t>
       </w:r>
       <w:r>
-        <w:t xml:space="preserve"> Lecture — Session 5.4 </w:t>
+        <w:t xml:space="preserve"> Lectures — Session 4.4 </w:t>
+      </w:r>
+      <w:r>
+        <w:rPr>
+          <w:i/>
+        </w:rPr>
+        <w:t>Positioning &amp; Perceptual Maps</w:t>
+      </w:r>
+      <w:r>
+        <w:t xml:space="preserve"> (week 12, the synthetic-respondent method your extension uses) and Session 5.4 </w:t>
       </w:r>
       <w:r>
         <w:rPr>
@@ -195,7 +204,7 @@
         <w:t>Insights &amp; Report Writing</w:t>
       </w:r>
       <w:r>
-        <w:t xml:space="preserve"> (week 14) → Practice — Summit Point round </w:t>
+        <w:t xml:space="preserve"> (week 13) → Practice — Summit Point round </w:t>
       </w:r>
       <w:r>
         <w:rPr>
@@ -204,7 +213,7 @@
         <w:t>r12</w:t>
       </w:r>
       <w:r>
-        <w:t xml:space="preserve"> (the final report + the 13-minute Teach/Warn/Show/Advise outline) → Now the real thing: the same four beats, scaled to 7 minutes, delivered to Neo Smart Living in front of the class.</w:t>
+        <w:t xml:space="preserve"> (the final report + Teach/Warn/Show/Advise outline) and the perceptual-map lab (your extension exhibit) → Now the real thing, live in front of the class in Week 14.</w:t>
       </w:r>
     </w:p>
     <w:p>
@@ -217,7 +226,43 @@
     </w:p>
     <w:p>
       <w:r>
-        <w:t>A 7-minute recorded team presentation plus a 3-minute live Q&amp;A: teach the client what you found, warn them what the data cannot claim, show the evidence, and advise them what to do. Findings appear as charts, not tables; every recommendation traces to a number you showed.</w:t>
+        <w:t xml:space="preserve">An </w:t>
+      </w:r>
+      <w:r>
+        <w:rPr>
+          <w:b/>
+        </w:rPr>
+        <w:t>18-minute live team presentation plus 5 minutes of Q&amp;A</w:t>
+      </w:r>
+      <w:r>
+        <w:t xml:space="preserve">, in three parts. </w:t>
+      </w:r>
+      <w:r>
+        <w:rPr>
+          <w:b/>
+        </w:rPr>
+        <w:t>Part 1 — the engagement (~11 min):</w:t>
+      </w:r>
+      <w:r>
+        <w:t xml:space="preserve"> teach the client what you found, warn them what the data cannot claim, show the evidence, advise them what to do. </w:t>
+      </w:r>
+      <w:r>
+        <w:rPr>
+          <w:b/>
+        </w:rPr>
+        <w:t>Part 2 — the AI-powered extension (~4 min):</w:t>
+      </w:r>
+      <w:r>
+        <w:t xml:space="preserve"> apply the week-12 synthetic-respondent perceptual-map method to your findings — where does the synthetic map agree with the real data, where would it have misled Neo, and what does that mean for the recommendation? </w:t>
+      </w:r>
+      <w:r>
+        <w:rPr>
+          <w:b/>
+        </w:rPr>
+        <w:t>Part 3 — improve the simulation (~3 min):</w:t>
+      </w:r>
+      <w:r>
+        <w:t xml:space="preserve"> using your findings and your extension, recommend concrete improvements to the Neo Smart Living simulation you trained on all term. Findings appear as charts, not tables; every recommendation traces to a number you showed.</w:t>
       </w:r>
     </w:p>
     <w:p>
@@ -239,7 +284,7 @@
         <w:t>Outline with the beat sheet</w:t>
       </w:r>
       <w:r>
-        <w:t xml:space="preserve"> (Appendix A) before opening any slideware: Teach ≈ 2:10, Warn ≈ 1:40, Show ≈ 2:05, Advise ≈ 1:05. When a deck runs long, Warn is the beat teams cut — and the one the client most needs. Scale beats down; never cut one.</w:t>
+        <w:t xml:space="preserve"> (Appendix A) before opening any slideware: Teach ≈ 3:00, Warn ≈ 2:30, Show ≈ 4:00, Advise ≈ 1:30, Extension ≈ 4:00, Simulation recommendations ≈ 3:00. When a deck runs long, Warn is the beat teams cut — and the one the client most needs. Scale beats down; never cut one.</w:t>
       </w:r>
     </w:p>
     <w:p>
@@ -250,7 +295,7 @@
         <w:rPr>
           <w:b/>
         </w:rPr>
-        <w:t>Build ≤ 11 slides:</w:t>
+        <w:t>Build ≤ 16 slides:</w:t>
       </w:r>
       <w:r>
         <w:t xml:space="preserve"> charts not tables, percents not counts, one spoken takeaway per chart.</w:t>
@@ -278,10 +323,10 @@
         <w:rPr>
           <w:b/>
         </w:rPr>
-        <w:t>Record it</w:t>
+        <w:t>Build the extension from your perceptual-map lab:</w:t>
       </w:r>
       <w:r>
-        <w:t xml:space="preserve"> as a screen recording (voice-over narration alone is not acceptable), with every team member's face on camera. Editing to improve quality is fine.</w:t>
+        <w:t xml:space="preserve"> reuse (or extend) your lab's synthetic-vs-real maps, but aim them at your presentation's recommendation — one exhibit, one verdict on where the simulation holds and where it lies.</w:t>
       </w:r>
     </w:p>
     <w:p>
@@ -292,10 +337,10 @@
         <w:rPr>
           <w:b/>
         </w:rPr>
-        <w:t>Upload to YouTube set to unlisted or public — never private</w:t>
+        <w:t>Ground the simulation recommendations in evidence:</w:t>
       </w:r>
       <w:r>
-        <w:t xml:space="preserve"> (a private video is inaccessible and counts as late). Submit the URL and the deck on Canvas one day before Dec 2.</w:t>
+        <w:t xml:space="preserve"> each recommendation names the finding or extension result that motivates it (e.g., "the synthetic panel inflated intent here — the sim's round X should teach that check").</w:t>
       </w:r>
     </w:p>
     <w:p>
@@ -306,10 +351,10 @@
         <w:rPr>
           <w:b/>
         </w:rPr>
-        <w:t>Rehearse the Q&amp;A:</w:t>
+        <w:t>Rehearse live delivery and the Q&amp;A:</w:t>
       </w:r>
       <w:r>
-        <w:t xml:space="preserve"> every member ready to go one level deeper than the slides — the n behind a chart, why that test, why that recommendation over the alternative.</w:t>
+        <w:t xml:space="preserve"> every member presents; every member ready to go one level deeper than the slides — the n behind a chart, why that test, why that recommendation over the alternative. Day-2 teams: test screen-share on Zoom beforehand.</w:t>
       </w:r>
     </w:p>
     <w:p>
@@ -331,21 +376,7 @@
         <w:t xml:space="preserve">☐  </w:t>
       </w:r>
       <w:r>
-        <w:t>YouTube URL on Canvas (unlisted or public), one day before Dec 2</w:t>
-      </w:r>
-    </w:p>
-    <w:p>
-      <w:pPr>
-        <w:ind w:left="360"/>
-      </w:pPr>
-      <w:r>
-        <w:rPr>
-          <w:b/>
-        </w:rPr>
-        <w:t xml:space="preserve">☐  </w:t>
-      </w:r>
-      <w:r>
-        <w:t>Slide deck (PowerPoint or Google Slides) on Canvas</w:t>
+        <w:t>Slide deck (PowerPoint or Google Slides) on Canvas, one day before your presentation day</w:t>
       </w:r>
     </w:p>
     <w:p>
@@ -490,7 +521,7 @@
               <w:rPr>
                 <w:sz w:val="19"/>
               </w:rPr>
-              <w:t>30%</w:t>
+              <w:t>25%</w:t>
             </w:r>
           </w:p>
         </w:tc>
@@ -508,7 +539,7 @@
               <w:rPr>
                 <w:sz w:val="19"/>
               </w:rPr>
-              <w:t>All four beats present and timed; opens with the client's decision, not the course assignment; runs 6:30–7:30; recommendations name a segment, a concept, a price stance, and a channel</w:t>
+              <w:t>All beats present and timed; opens with the client's decision, not the course assignment; runs 17–19 min; recommendations name a segment, a concept, a price stance, and a channel</w:t>
             </w:r>
           </w:p>
         </w:tc>
@@ -546,7 +577,7 @@
               <w:rPr>
                 <w:sz w:val="19"/>
               </w:rPr>
-              <w:t>25%</w:t>
+              <w:t>20%</w:t>
             </w:r>
           </w:p>
         </w:tc>
@@ -564,7 +595,7 @@
               <w:rPr>
                 <w:sz w:val="19"/>
               </w:rPr>
-              <w:t>2–3 findings stated as takeaways with real numbers; dedicated comparison slide(s) show a convergence and a divergence and say what each means for trusting the results</w:t>
+              <w:t>2–3 findings stated as takeaways with real numbers; comparison slide(s) show a convergence and a divergence and say what each means for trusting the results</w:t>
             </w:r>
           </w:p>
         </w:tc>
@@ -584,7 +615,63 @@
               <w:rPr>
                 <w:sz w:val="19"/>
               </w:rPr>
-              <w:t>Visual aids</w:t>
+              <w:t>AI extension &amp; simulation recommendations</w:t>
+            </w:r>
+          </w:p>
+        </w:tc>
+        <w:tc>
+          <w:tcPr>
+            <w:tcW w:type="dxa" w:w="3312"/>
+          </w:tcPr>
+          <w:p>
+            <w:r>
+              <w:rPr>
+                <w:sz w:val="19"/>
+              </w:rPr>
+            </w:r>
+            <w:r>
+              <w:rPr>
+                <w:sz w:val="19"/>
+              </w:rPr>
+              <w:t>25%</w:t>
+            </w:r>
+          </w:p>
+        </w:tc>
+        <w:tc>
+          <w:tcPr>
+            <w:tcW w:type="dxa" w:w="3312"/>
+          </w:tcPr>
+          <w:p>
+            <w:r>
+              <w:rPr>
+                <w:sz w:val="19"/>
+              </w:rPr>
+            </w:r>
+            <w:r>
+              <w:rPr>
+                <w:sz w:val="19"/>
+              </w:rPr>
+              <w:t>Synthetic-respondent map applied to your own findings with a clear holds-vs-misleads verdict; sim-improvement recommendations each traced to a finding or extension result</w:t>
+            </w:r>
+          </w:p>
+        </w:tc>
+      </w:tr>
+      <w:tr>
+        <w:tc>
+          <w:tcPr>
+            <w:tcW w:type="dxa" w:w="3312"/>
+          </w:tcPr>
+          <w:p>
+            <w:r>
+              <w:rPr>
+                <w:sz w:val="19"/>
+              </w:rPr>
+            </w:r>
+            <w:r>
+              <w:rPr>
+                <w:sz w:val="19"/>
+              </w:rPr>
+              <w:t>Visual aids &amp; delivery</w:t>
             </w:r>
           </w:p>
         </w:tc>
@@ -620,63 +707,7 @@
               <w:rPr>
                 <w:sz w:val="19"/>
               </w:rPr>
-              <w:t>Every slide legible at recording resolution; sorted, axis-labeled charts with percents; 8–11 slides for 7 minutes; consistent style</w:t>
-            </w:r>
-          </w:p>
-        </w:tc>
-      </w:tr>
-      <w:tr>
-        <w:tc>
-          <w:tcPr>
-            <w:tcW w:type="dxa" w:w="3312"/>
-          </w:tcPr>
-          <w:p>
-            <w:r>
-              <w:rPr>
-                <w:sz w:val="19"/>
-              </w:rPr>
-            </w:r>
-            <w:r>
-              <w:rPr>
-                <w:sz w:val="19"/>
-              </w:rPr>
-              <w:t>Delivery &amp; style</w:t>
-            </w:r>
-          </w:p>
-        </w:tc>
-        <w:tc>
-          <w:tcPr>
-            <w:tcW w:type="dxa" w:w="3312"/>
-          </w:tcPr>
-          <w:p>
-            <w:r>
-              <w:rPr>
-                <w:sz w:val="19"/>
-              </w:rPr>
-            </w:r>
-            <w:r>
-              <w:rPr>
-                <w:sz w:val="19"/>
-              </w:rPr>
-              <w:t>15%</w:t>
-            </w:r>
-          </w:p>
-        </w:tc>
-        <w:tc>
-          <w:tcPr>
-            <w:tcW w:type="dxa" w:w="3312"/>
-          </w:tcPr>
-          <w:p>
-            <w:r>
-              <w:rPr>
-                <w:sz w:val="19"/>
-              </w:rPr>
-            </w:r>
-            <w:r>
-              <w:rPr>
-                <w:sz w:val="19"/>
-              </w:rPr>
-              <w:t>Rehearsed, not read; clean audio; smooth speaker handoffs; all faces on camera; direct, accurate Q&amp;A answers</w:t>
+              <w:t>Legible, sorted, axis-labeled charts with percents; ≤16 slides; rehearsed, not read; smooth handoffs; direct, accurate Q&amp;A answers</w:t>
             </w:r>
           </w:p>
         </w:tc>
@@ -949,7 +980,7 @@
               <w:rPr>
                 <w:sz w:val="19"/>
               </w:rPr>
-              <w:t>~2:10 (0:00–2:10)</w:t>
+              <w:t>~3:00 (0:00–3:00)</w:t>
             </w:r>
           </w:p>
         </w:tc>
@@ -1023,7 +1054,7 @@
               <w:rPr>
                 <w:sz w:val="19"/>
               </w:rPr>
-              <w:t>~1:40 (2:10–3:50)</w:t>
+              <w:t>~2:30 (3:00–5:30)</w:t>
             </w:r>
           </w:p>
         </w:tc>
@@ -1097,7 +1128,7 @@
               <w:rPr>
                 <w:sz w:val="19"/>
               </w:rPr>
-              <w:t>~2:05 (3:50–5:55)</w:t>
+              <w:t>~4:00 (5:30–9:30)</w:t>
             </w:r>
           </w:p>
         </w:tc>
@@ -1171,7 +1202,155 @@
               <w:rPr>
                 <w:sz w:val="19"/>
               </w:rPr>
-              <w:t>~1:05 (5:55–7:00)</w:t>
+              <w:t>~1:30 (9:30–11:00)</w:t>
+            </w:r>
+          </w:p>
+        </w:tc>
+        <w:tc>
+          <w:tcPr>
+            <w:tcW w:type="dxa" w:w="1987"/>
+          </w:tcPr>
+          <w:p>
+            <w:r>
+              <w:rPr>
+                <w:sz w:val="19"/>
+              </w:rPr>
+            </w:r>
+          </w:p>
+        </w:tc>
+        <w:tc>
+          <w:tcPr>
+            <w:tcW w:type="dxa" w:w="1987"/>
+          </w:tcPr>
+          <w:p>
+            <w:r>
+              <w:rPr>
+                <w:sz w:val="19"/>
+              </w:rPr>
+            </w:r>
+          </w:p>
+        </w:tc>
+        <w:tc>
+          <w:tcPr>
+            <w:tcW w:type="dxa" w:w="1987"/>
+          </w:tcPr>
+          <w:p>
+            <w:r>
+              <w:rPr>
+                <w:sz w:val="19"/>
+              </w:rPr>
+            </w:r>
+          </w:p>
+        </w:tc>
+      </w:tr>
+      <w:tr>
+        <w:tc>
+          <w:tcPr>
+            <w:tcW w:type="dxa" w:w="1987"/>
+          </w:tcPr>
+          <w:p>
+            <w:r>
+              <w:rPr>
+                <w:sz w:val="19"/>
+              </w:rPr>
+            </w:r>
+            <w:r>
+              <w:rPr>
+                <w:sz w:val="19"/>
+              </w:rPr>
+              <w:t>Extension — synthetic map vs. your real findings</w:t>
+            </w:r>
+          </w:p>
+        </w:tc>
+        <w:tc>
+          <w:tcPr>
+            <w:tcW w:type="dxa" w:w="1987"/>
+          </w:tcPr>
+          <w:p>
+            <w:r>
+              <w:rPr>
+                <w:sz w:val="19"/>
+              </w:rPr>
+            </w:r>
+            <w:r>
+              <w:rPr>
+                <w:sz w:val="19"/>
+              </w:rPr>
+              <w:t>~4:00 (11:00–15:00)</w:t>
+            </w:r>
+          </w:p>
+        </w:tc>
+        <w:tc>
+          <w:tcPr>
+            <w:tcW w:type="dxa" w:w="1987"/>
+          </w:tcPr>
+          <w:p>
+            <w:r>
+              <w:rPr>
+                <w:sz w:val="19"/>
+              </w:rPr>
+            </w:r>
+          </w:p>
+        </w:tc>
+        <w:tc>
+          <w:tcPr>
+            <w:tcW w:type="dxa" w:w="1987"/>
+          </w:tcPr>
+          <w:p>
+            <w:r>
+              <w:rPr>
+                <w:sz w:val="19"/>
+              </w:rPr>
+            </w:r>
+          </w:p>
+        </w:tc>
+        <w:tc>
+          <w:tcPr>
+            <w:tcW w:type="dxa" w:w="1987"/>
+          </w:tcPr>
+          <w:p>
+            <w:r>
+              <w:rPr>
+                <w:sz w:val="19"/>
+              </w:rPr>
+            </w:r>
+          </w:p>
+        </w:tc>
+      </w:tr>
+      <w:tr>
+        <w:tc>
+          <w:tcPr>
+            <w:tcW w:type="dxa" w:w="1987"/>
+          </w:tcPr>
+          <w:p>
+            <w:r>
+              <w:rPr>
+                <w:sz w:val="19"/>
+              </w:rPr>
+            </w:r>
+            <w:r>
+              <w:rPr>
+                <w:sz w:val="19"/>
+              </w:rPr>
+              <w:t>Improve the simulation — evidence-based recommendations</w:t>
+            </w:r>
+          </w:p>
+        </w:tc>
+        <w:tc>
+          <w:tcPr>
+            <w:tcW w:type="dxa" w:w="1987"/>
+          </w:tcPr>
+          <w:p>
+            <w:r>
+              <w:rPr>
+                <w:sz w:val="19"/>
+              </w:rPr>
+            </w:r>
+            <w:r>
+              <w:rPr>
+                <w:sz w:val="19"/>
+              </w:rPr>
+              <w:t>~3:00 (15:00–18:00)</w:t>
             </w:r>
           </w:p>
         </w:tc>

--- a/hub/files/PA8.docx
+++ b/hub/files/PA8.docx
@@ -95,7 +95,7 @@
               <w:rPr>
                 <w:sz w:val="19"/>
               </w:rPr>
-              <w:t>Presented live in class Week 14 — Mon Nov 23 (in person, 3 teams) or Wed Nov 25 (Zoom, 2 teams); deck on Canvas one day before your day</w:t>
+              <w:t>Presented live in class Week 14 — Mon Nov 23 (3 teams) or Wed Nov 25 (2 teams); deck on Canvas one day before your day</w:t>
             </w:r>
           </w:p>
         </w:tc>
@@ -354,7 +354,7 @@
         <w:t>Rehearse live delivery and the Q&amp;A:</w:t>
       </w:r>
       <w:r>
-        <w:t xml:space="preserve"> every member presents; every member ready to go one level deeper than the slides — the n behind a chart, why that test, why that recommendation over the alternative. Day-2 teams: test screen-share on Zoom beforehand.</w:t>
+        <w:t xml:space="preserve"> every member presents; every member ready to go one level deeper than the slides — the n behind a chart, why that test, why that recommendation over the alternative.</w:t>
       </w:r>
     </w:p>
     <w:p>

--- a/hub/files/PA8.docx
+++ b/hub/files/PA8.docx
@@ -204,13 +204,13 @@
         <w:t>Insights &amp; Report Writing</w:t>
       </w:r>
       <w:r>
-        <w:t xml:space="preserve"> (week 13) → Practice — Summit Point round </w:t>
+        <w:t xml:space="preserve"> (week 13) → Practice — Summit Point </w:t>
       </w:r>
       <w:r>
         <w:rPr>
           <w:b/>
         </w:rPr>
-        <w:t>r12</w:t>
+        <w:t>Round 14</w:t>
       </w:r>
       <w:r>
         <w:t xml:space="preserve"> (the final report + Teach/Warn/Show/Advise outline) and the perceptual-map lab (your extension exhibit) → Now the real thing, live in front of the class in Week 14.</w:t>

--- a/hub/files/PA8.docx
+++ b/hub/files/PA8.docx
@@ -57,7 +57,7 @@
                 <w:b/>
                 <w:sz w:val="19"/>
               </w:rPr>
-              <w:t>100 (term-project component)</w:t>
+              <w:t>7 (term project — graded on the /100 rubric below, scaled to 7 pts)</w:t>
             </w:r>
           </w:p>
         </w:tc>

--- a/hub/files/PA8.docx
+++ b/hub/files/PA8.docx
@@ -57,7 +57,7 @@
                 <w:b/>
                 <w:sz w:val="19"/>
               </w:rPr>
-              <w:t>7 (term project — graded on the /100 rubric below, scaled to 7 pts)</w:t>
+              <w:t>12 (term project — graded on the /100 rubric below, scaled to 12 pts)</w:t>
             </w:r>
           </w:p>
         </w:tc>
